--- a/Puzzles Instructions.docx
+++ b/Puzzles Instructions.docx
@@ -4,68 +4,114 @@
   <w:body>
     <w:p>
       <w:pPr>
-        <w:rPr>
-          <w:sz w:val="32"/>
-          <w:szCs w:val="32"/>
-        </w:rPr>
-      </w:pPr>
-      <w:r>
+        <w:spacing w:line="276" w:lineRule="auto"/>
         <w:rPr>
           <w:b/>
           <w:bCs/>
-          <w:sz w:val="32"/>
-          <w:szCs w:val="32"/>
-        </w:rPr>
-        <w:t>Welcome!</w:t>
-      </w:r>
+          <w:sz w:val="40"/>
+          <w:szCs w:val="40"/>
+          <w:lang w:val="en-CA"/>
+        </w:rPr>
+      </w:pPr>
     </w:p>
     <w:p>
       <w:pPr>
-        <w:rPr>
-          <w:sz w:val="32"/>
-          <w:szCs w:val="32"/>
-        </w:rPr>
-      </w:pPr>
-      <w:r>
-        <w:rPr>
-          <w:sz w:val="32"/>
-          <w:szCs w:val="32"/>
-        </w:rPr>
-        <w:t>This book is designed to provide simple, relaxing word search puzzles for seniors and individuals who prefer an easier, more accessible format.</w:t>
+        <w:spacing w:line="276" w:lineRule="auto"/>
+        <w:rPr>
+          <w:b/>
+          <w:bCs/>
+          <w:sz w:val="40"/>
+          <w:szCs w:val="40"/>
+          <w:lang w:val="en-CA"/>
+        </w:rPr>
+      </w:pPr>
+      <w:r>
+        <w:rPr>
+          <w:b/>
+          <w:bCs/>
+          <w:sz w:val="40"/>
+          <w:szCs w:val="40"/>
+          <w:lang w:val="en-CA"/>
+        </w:rPr>
+        <w:t>Welcome!</w:t>
       </w:r>
     </w:p>
     <w:p>
       <w:pPr>
-        <w:rPr>
-          <w:sz w:val="32"/>
-          <w:szCs w:val="32"/>
-        </w:rPr>
-      </w:pPr>
+        <w:spacing w:line="276" w:lineRule="auto"/>
+        <w:rPr>
+          <w:sz w:val="32"/>
+          <w:szCs w:val="32"/>
+          <w:lang w:val="en-CA"/>
+        </w:rPr>
+      </w:pPr>
+      <w:r>
+        <w:rPr>
+          <w:sz w:val="32"/>
+          <w:szCs w:val="32"/>
+          <w:lang w:val="en-CA"/>
+        </w:rPr>
+        <w:t xml:space="preserve">This book is designed for </w:t>
+      </w:r>
       <w:r>
         <w:rPr>
           <w:b/>
           <w:bCs/>
           <w:sz w:val="32"/>
           <w:szCs w:val="32"/>
-        </w:rPr>
-        <w:t>How to use this book:</w:t>
+          <w:lang w:val="en-CA"/>
+        </w:rPr>
+        <w:t>seniors and individuals with dementia or cognitive challenges</w:t>
+      </w:r>
+      <w:r>
+        <w:rPr>
+          <w:sz w:val="32"/>
+          <w:szCs w:val="32"/>
+          <w:lang w:val="en-CA"/>
+        </w:rPr>
+        <w:t xml:space="preserve"> who enjoy word search puzzles but may prefer a simpler, more accessible format.</w:t>
       </w:r>
     </w:p>
     <w:p>
       <w:pPr>
+        <w:spacing w:line="276" w:lineRule="auto"/>
+        <w:rPr>
+          <w:b/>
+          <w:bCs/>
+          <w:sz w:val="32"/>
+          <w:szCs w:val="32"/>
+          <w:lang w:val="en-CA"/>
+        </w:rPr>
+      </w:pPr>
+      <w:r>
+        <w:rPr>
+          <w:b/>
+          <w:bCs/>
+          <w:sz w:val="32"/>
+          <w:szCs w:val="32"/>
+          <w:lang w:val="en-CA"/>
+        </w:rPr>
+        <w:t>How to Use This Book</w:t>
+      </w:r>
+    </w:p>
+    <w:p>
+      <w:pPr>
         <w:numPr>
           <w:ilvl w:val="0"/>
-          <w:numId w:val="2"/>
+          <w:numId w:val="3"/>
         </w:numPr>
-        <w:rPr>
-          <w:sz w:val="32"/>
-          <w:szCs w:val="32"/>
-        </w:rPr>
-      </w:pPr>
-      <w:r>
-        <w:rPr>
-          <w:sz w:val="32"/>
-          <w:szCs w:val="32"/>
+        <w:spacing w:line="276" w:lineRule="auto"/>
+        <w:rPr>
+          <w:sz w:val="32"/>
+          <w:szCs w:val="32"/>
+          <w:lang w:val="en-CA"/>
+        </w:rPr>
+      </w:pPr>
+      <w:r>
+        <w:rPr>
+          <w:sz w:val="32"/>
+          <w:szCs w:val="32"/>
+          <w:lang w:val="en-CA"/>
         </w:rPr>
         <w:t xml:space="preserve">Each puzzle contains exactly </w:t>
       </w:r>
@@ -75,25 +121,37 @@
           <w:bCs/>
           <w:sz w:val="32"/>
           <w:szCs w:val="32"/>
-        </w:rPr>
-        <w:t>8 words to find</w:t>
+          <w:lang w:val="en-CA"/>
+        </w:rPr>
+        <w:t>8 words</w:t>
+      </w:r>
+      <w:r>
+        <w:rPr>
+          <w:sz w:val="32"/>
+          <w:szCs w:val="32"/>
+          <w:lang w:val="en-CA"/>
+        </w:rPr>
+        <w:t xml:space="preserve"> to find.</w:t>
       </w:r>
     </w:p>
     <w:p>
       <w:pPr>
         <w:numPr>
           <w:ilvl w:val="0"/>
-          <w:numId w:val="2"/>
+          <w:numId w:val="3"/>
         </w:numPr>
-        <w:rPr>
-          <w:sz w:val="32"/>
-          <w:szCs w:val="32"/>
-        </w:rPr>
-      </w:pPr>
-      <w:r>
-        <w:rPr>
-          <w:sz w:val="32"/>
-          <w:szCs w:val="32"/>
+        <w:spacing w:line="276" w:lineRule="auto"/>
+        <w:rPr>
+          <w:sz w:val="32"/>
+          <w:szCs w:val="32"/>
+          <w:lang w:val="en-CA"/>
+        </w:rPr>
+      </w:pPr>
+      <w:r>
+        <w:rPr>
+          <w:sz w:val="32"/>
+          <w:szCs w:val="32"/>
+          <w:lang w:val="en-CA"/>
         </w:rPr>
         <w:t xml:space="preserve">All words are </w:t>
       </w:r>
@@ -103,25 +161,37 @@
           <w:bCs/>
           <w:sz w:val="32"/>
           <w:szCs w:val="32"/>
+          <w:lang w:val="en-CA"/>
         </w:rPr>
         <w:t>7 letters or fewer</w:t>
+      </w:r>
+      <w:r>
+        <w:rPr>
+          <w:sz w:val="32"/>
+          <w:szCs w:val="32"/>
+          <w:lang w:val="en-CA"/>
+        </w:rPr>
+        <w:t>.</w:t>
       </w:r>
     </w:p>
     <w:p>
       <w:pPr>
         <w:numPr>
           <w:ilvl w:val="0"/>
-          <w:numId w:val="2"/>
+          <w:numId w:val="3"/>
         </w:numPr>
-        <w:rPr>
-          <w:sz w:val="32"/>
-          <w:szCs w:val="32"/>
-        </w:rPr>
-      </w:pPr>
-      <w:r>
-        <w:rPr>
-          <w:sz w:val="32"/>
-          <w:szCs w:val="32"/>
+        <w:spacing w:line="276" w:lineRule="auto"/>
+        <w:rPr>
+          <w:sz w:val="32"/>
+          <w:szCs w:val="32"/>
+          <w:lang w:val="en-CA"/>
+        </w:rPr>
+      </w:pPr>
+      <w:r>
+        <w:rPr>
+          <w:sz w:val="32"/>
+          <w:szCs w:val="32"/>
+          <w:lang w:val="en-CA"/>
         </w:rPr>
         <w:t xml:space="preserve">Words are placed </w:t>
       </w:r>
@@ -131,25 +201,37 @@
           <w:bCs/>
           <w:sz w:val="32"/>
           <w:szCs w:val="32"/>
+          <w:lang w:val="en-CA"/>
         </w:rPr>
         <w:t>left to right only</w:t>
+      </w:r>
+      <w:r>
+        <w:rPr>
+          <w:sz w:val="32"/>
+          <w:szCs w:val="32"/>
+          <w:lang w:val="en-CA"/>
+        </w:rPr>
+        <w:t>.</w:t>
       </w:r>
     </w:p>
     <w:p>
       <w:pPr>
         <w:numPr>
           <w:ilvl w:val="0"/>
-          <w:numId w:val="2"/>
+          <w:numId w:val="3"/>
         </w:numPr>
-        <w:rPr>
-          <w:sz w:val="32"/>
-          <w:szCs w:val="32"/>
-        </w:rPr>
-      </w:pPr>
-      <w:r>
-        <w:rPr>
-          <w:sz w:val="32"/>
-          <w:szCs w:val="32"/>
+        <w:spacing w:line="276" w:lineRule="auto"/>
+        <w:rPr>
+          <w:sz w:val="32"/>
+          <w:szCs w:val="32"/>
+          <w:lang w:val="en-CA"/>
+        </w:rPr>
+      </w:pPr>
+      <w:r>
+        <w:rPr>
+          <w:sz w:val="32"/>
+          <w:szCs w:val="32"/>
+          <w:lang w:val="en-CA"/>
         </w:rPr>
         <w:t xml:space="preserve">Each word appears </w:t>
       </w:r>
@@ -159,27 +241,77 @@
           <w:bCs/>
           <w:sz w:val="32"/>
           <w:szCs w:val="32"/>
+          <w:lang w:val="en-CA"/>
         </w:rPr>
         <w:t>once per row</w:t>
+      </w:r>
+      <w:r>
+        <w:rPr>
+          <w:sz w:val="32"/>
+          <w:szCs w:val="32"/>
+          <w:lang w:val="en-CA"/>
+        </w:rPr>
+        <w:t>.</w:t>
       </w:r>
     </w:p>
     <w:p>
       <w:pPr>
         <w:numPr>
           <w:ilvl w:val="0"/>
-          <w:numId w:val="2"/>
+          <w:numId w:val="3"/>
         </w:numPr>
-        <w:rPr>
-          <w:sz w:val="32"/>
-          <w:szCs w:val="32"/>
-        </w:rPr>
-      </w:pPr>
-      <w:r>
-        <w:rPr>
-          <w:sz w:val="32"/>
-          <w:szCs w:val="32"/>
-        </w:rPr>
-        <w:t>Every row contains a word (</w:t>
+        <w:spacing w:line="276" w:lineRule="auto"/>
+        <w:rPr>
+          <w:sz w:val="32"/>
+          <w:szCs w:val="32"/>
+          <w:lang w:val="en-CA"/>
+        </w:rPr>
+      </w:pPr>
+      <w:r>
+        <w:rPr>
+          <w:sz w:val="32"/>
+          <w:szCs w:val="32"/>
+          <w:lang w:val="en-CA"/>
+        </w:rPr>
+        <w:t>Every row contains a word.</w:t>
+      </w:r>
+    </w:p>
+    <w:p>
+      <w:pPr>
+        <w:numPr>
+          <w:ilvl w:val="0"/>
+          <w:numId w:val="3"/>
+        </w:numPr>
+        <w:spacing w:line="276" w:lineRule="auto"/>
+        <w:rPr>
+          <w:sz w:val="32"/>
+          <w:szCs w:val="32"/>
+          <w:lang w:val="en-CA"/>
+        </w:rPr>
+      </w:pPr>
+      <w:r>
+        <w:rPr>
+          <w:sz w:val="32"/>
+          <w:szCs w:val="32"/>
+          <w:lang w:val="en-CA"/>
+        </w:rPr>
+        <w:t>All words in the grid appear in the word list</w:t>
+      </w:r>
+      <w:r>
+        <w:rPr>
+          <w:sz w:val="32"/>
+          <w:szCs w:val="32"/>
+          <w:lang w:val="en-CA"/>
+        </w:rPr>
+        <w:t xml:space="preserve"> - </w:t>
+      </w:r>
+      <w:r>
+        <w:rPr>
+          <w:sz w:val="32"/>
+          <w:szCs w:val="32"/>
+          <w:lang w:val="en-CA"/>
+        </w:rPr>
+        <w:t xml:space="preserve">there are no </w:t>
       </w:r>
       <w:r>
         <w:rPr>
@@ -187,34 +319,53 @@
           <w:bCs/>
           <w:sz w:val="32"/>
           <w:szCs w:val="32"/>
-        </w:rPr>
-        <w:t>no empty rows</w:t>
-      </w:r>
-      <w:r>
-        <w:rPr>
-          <w:sz w:val="32"/>
-          <w:szCs w:val="32"/>
-        </w:rPr>
-        <w:t>)</w:t>
+          <w:lang w:val="en-CA"/>
+        </w:rPr>
+        <w:t>extra or filler words</w:t>
+      </w:r>
+      <w:r>
+        <w:rPr>
+          <w:sz w:val="32"/>
+          <w:szCs w:val="32"/>
+          <w:lang w:val="en-CA"/>
+        </w:rPr>
+        <w:t>.</w:t>
       </w:r>
     </w:p>
     <w:p>
       <w:pPr>
-        <w:numPr>
-          <w:ilvl w:val="0"/>
-          <w:numId w:val="2"/>
-        </w:numPr>
-        <w:rPr>
-          <w:sz w:val="32"/>
-          <w:szCs w:val="32"/>
-        </w:rPr>
-      </w:pPr>
-      <w:r>
-        <w:rPr>
-          <w:sz w:val="32"/>
-          <w:szCs w:val="32"/>
-        </w:rPr>
-        <w:t>All words in the grid are included in the word list (</w:t>
+        <w:spacing w:line="276" w:lineRule="auto"/>
+        <w:rPr>
+          <w:sz w:val="32"/>
+          <w:szCs w:val="32"/>
+          <w:lang w:val="en-CA"/>
+        </w:rPr>
+      </w:pPr>
+      <w:r>
+        <w:rPr>
+          <w:sz w:val="32"/>
+          <w:szCs w:val="32"/>
+          <w:lang w:val="en-CA"/>
+        </w:rPr>
+        <w:t>The puzzles are intentionally designed to be simple and easy to follow, with a consistent format throughout the book.</w:t>
+      </w:r>
+    </w:p>
+    <w:p>
+      <w:pPr>
+        <w:spacing w:line="276" w:lineRule="auto"/>
+        <w:rPr>
+          <w:sz w:val="32"/>
+          <w:szCs w:val="32"/>
+          <w:lang w:val="en-CA"/>
+        </w:rPr>
+      </w:pPr>
+      <w:r>
+        <w:rPr>
+          <w:sz w:val="32"/>
+          <w:szCs w:val="32"/>
+          <w:lang w:val="en-CA"/>
+        </w:rPr>
+        <w:t xml:space="preserve">Take your time and work at your own pace. If a word is difficult to find, feel free to skip it, ask for help, or use the included </w:t>
       </w:r>
       <w:r>
         <w:rPr>
@@ -222,156 +373,51 @@
           <w:bCs/>
           <w:sz w:val="32"/>
           <w:szCs w:val="32"/>
-        </w:rPr>
-        <w:t>no extra or filler words</w:t>
-      </w:r>
-      <w:r>
-        <w:rPr>
-          <w:sz w:val="32"/>
-          <w:szCs w:val="32"/>
-        </w:rPr>
-        <w:t>)</w:t>
+          <w:lang w:val="en-CA"/>
+        </w:rPr>
+        <w:t>Answer Key.</w:t>
       </w:r>
     </w:p>
     <w:p>
       <w:pPr>
-        <w:numPr>
-          <w:ilvl w:val="0"/>
-          <w:numId w:val="2"/>
-        </w:numPr>
-        <w:rPr>
-          <w:sz w:val="32"/>
-          <w:szCs w:val="32"/>
-        </w:rPr>
-      </w:pPr>
-      <w:r>
-        <w:rPr>
-          <w:sz w:val="32"/>
-          <w:szCs w:val="32"/>
-        </w:rPr>
-        <w:t>Take your time—there is no rush</w:t>
+        <w:spacing w:line="276" w:lineRule="auto"/>
+        <w:rPr>
+          <w:sz w:val="32"/>
+          <w:szCs w:val="32"/>
+          <w:lang w:val="en-CA"/>
+        </w:rPr>
+      </w:pPr>
+      <w:r>
+        <w:rPr>
+          <w:sz w:val="32"/>
+          <w:szCs w:val="32"/>
+          <w:lang w:val="en-CA"/>
+        </w:rPr>
+        <w:t>Friends, family members, and caregivers are welcome to assist.</w:t>
       </w:r>
     </w:p>
     <w:p>
       <w:pPr>
-        <w:rPr>
-          <w:sz w:val="32"/>
-          <w:szCs w:val="32"/>
-        </w:rPr>
-      </w:pPr>
-      <w:r>
-        <w:rPr>
-          <w:sz w:val="32"/>
-          <w:szCs w:val="32"/>
-        </w:rPr>
-        <w:t xml:space="preserve">These puzzles are designed to be </w:t>
-      </w:r>
-      <w:r>
+        <w:spacing w:line="276" w:lineRule="auto"/>
         <w:rPr>
           <w:b/>
           <w:bCs/>
           <w:sz w:val="32"/>
           <w:szCs w:val="32"/>
-        </w:rPr>
-        <w:t>easy, clear, and frustration-free</w:t>
-      </w:r>
-      <w:r>
-        <w:rPr>
-          <w:sz w:val="32"/>
-          <w:szCs w:val="32"/>
-        </w:rPr>
-        <w:t>, providing gentle mental activity in a calm and enjoyable way.</w:t>
-      </w:r>
-    </w:p>
-    <w:p>
-      <w:pPr>
-        <w:rPr>
-          <w:sz w:val="32"/>
-          <w:szCs w:val="32"/>
-        </w:rPr>
-      </w:pPr>
-      <w:r>
-        <w:rPr>
-          <w:sz w:val="32"/>
-          <w:szCs w:val="32"/>
-        </w:rPr>
-        <w:t>If a word is difficult to find, feel free to skip it or ask for help</w:t>
-      </w:r>
-      <w:r>
-        <w:rPr>
-          <w:sz w:val="32"/>
-          <w:szCs w:val="32"/>
-        </w:rPr>
-        <w:t xml:space="preserve"> or use the included </w:t>
-      </w:r>
+          <w:lang w:val="en-CA"/>
+        </w:rPr>
+      </w:pPr>
       <w:r>
         <w:rPr>
           <w:b/>
           <w:bCs/>
           <w:sz w:val="32"/>
           <w:szCs w:val="32"/>
-        </w:rPr>
-        <w:t>Answer Key</w:t>
-      </w:r>
-      <w:r>
-        <w:rPr>
-          <w:sz w:val="32"/>
-          <w:szCs w:val="32"/>
-        </w:rPr>
-        <w:t>.</w:t>
+          <w:lang w:val="en-CA"/>
+        </w:rPr>
+        <w:t>Most importantly, enjoy the puzzles!</w:t>
       </w:r>
     </w:p>
-    <w:p>
-      <w:pPr>
-        <w:rPr>
-          <w:sz w:val="32"/>
-          <w:szCs w:val="32"/>
-        </w:rPr>
-      </w:pPr>
-      <w:r>
-        <w:rPr>
-          <w:sz w:val="32"/>
-          <w:szCs w:val="32"/>
-        </w:rPr>
-        <w:t>Caregivers, friends, and family members are encouraged to assist in a supportive and positive way.</w:t>
-      </w:r>
-    </w:p>
-    <w:p>
-      <w:pPr>
-        <w:rPr>
-          <w:sz w:val="32"/>
-          <w:szCs w:val="32"/>
-        </w:rPr>
-      </w:pPr>
-      <w:r>
-        <w:rPr>
-          <w:b/>
-          <w:bCs/>
-          <w:sz w:val="32"/>
-          <w:szCs w:val="32"/>
-        </w:rPr>
-        <w:t xml:space="preserve">Most </w:t>
-      </w:r>
-      <w:r>
-        <w:rPr>
-          <w:b/>
-          <w:bCs/>
-          <w:sz w:val="32"/>
-          <w:szCs w:val="32"/>
-        </w:rPr>
-        <w:t xml:space="preserve">importantly, </w:t>
-      </w:r>
-      <w:r>
-        <w:rPr>
-          <w:b/>
-          <w:bCs/>
-          <w:sz w:val="32"/>
-          <w:szCs w:val="32"/>
-        </w:rPr>
-        <w:t>have fun and enjoy the experience!</w:t>
-      </w:r>
-    </w:p>
-    <w:p/>
     <w:sectPr>
       <w:pgSz w:w="12240" w:h="15840"/>
       <w:pgMar w:top="1440" w:right="1440" w:bottom="1440" w:left="1440" w:header="720" w:footer="720" w:gutter="0"/>
@@ -682,11 +728,163 @@
       </w:rPr>
     </w:lvl>
   </w:abstractNum>
+  <w:abstractNum w:abstractNumId="2" w15:restartNumberingAfterBreak="0">
+    <w:nsid w:val="62AD5C5F"/>
+    <w:multiLevelType w:val="multilevel"/>
+    <w:tmpl w:val="D3F63DB0"/>
+    <w:lvl w:ilvl="0">
+      <w:start w:val="1"/>
+      <w:numFmt w:val="bullet"/>
+      <w:lvlText w:val=""/>
+      <w:lvlJc w:val="left"/>
+      <w:pPr>
+        <w:tabs>
+          <w:tab w:val="num" w:pos="720"/>
+        </w:tabs>
+        <w:ind w:left="720" w:hanging="360"/>
+      </w:pPr>
+      <w:rPr>
+        <w:rFonts w:ascii="Symbol" w:hAnsi="Symbol" w:hint="default"/>
+        <w:sz w:val="20"/>
+      </w:rPr>
+    </w:lvl>
+    <w:lvl w:ilvl="1" w:tentative="1">
+      <w:start w:val="1"/>
+      <w:numFmt w:val="bullet"/>
+      <w:lvlText w:val="o"/>
+      <w:lvlJc w:val="left"/>
+      <w:pPr>
+        <w:tabs>
+          <w:tab w:val="num" w:pos="1440"/>
+        </w:tabs>
+        <w:ind w:left="1440" w:hanging="360"/>
+      </w:pPr>
+      <w:rPr>
+        <w:rFonts w:ascii="Courier New" w:hAnsi="Courier New" w:hint="default"/>
+        <w:sz w:val="20"/>
+      </w:rPr>
+    </w:lvl>
+    <w:lvl w:ilvl="2" w:tentative="1">
+      <w:start w:val="1"/>
+      <w:numFmt w:val="bullet"/>
+      <w:lvlText w:val=""/>
+      <w:lvlJc w:val="left"/>
+      <w:pPr>
+        <w:tabs>
+          <w:tab w:val="num" w:pos="2160"/>
+        </w:tabs>
+        <w:ind w:left="2160" w:hanging="360"/>
+      </w:pPr>
+      <w:rPr>
+        <w:rFonts w:ascii="Wingdings" w:hAnsi="Wingdings" w:hint="default"/>
+        <w:sz w:val="20"/>
+      </w:rPr>
+    </w:lvl>
+    <w:lvl w:ilvl="3" w:tentative="1">
+      <w:start w:val="1"/>
+      <w:numFmt w:val="bullet"/>
+      <w:lvlText w:val=""/>
+      <w:lvlJc w:val="left"/>
+      <w:pPr>
+        <w:tabs>
+          <w:tab w:val="num" w:pos="2880"/>
+        </w:tabs>
+        <w:ind w:left="2880" w:hanging="360"/>
+      </w:pPr>
+      <w:rPr>
+        <w:rFonts w:ascii="Wingdings" w:hAnsi="Wingdings" w:hint="default"/>
+        <w:sz w:val="20"/>
+      </w:rPr>
+    </w:lvl>
+    <w:lvl w:ilvl="4" w:tentative="1">
+      <w:start w:val="1"/>
+      <w:numFmt w:val="bullet"/>
+      <w:lvlText w:val=""/>
+      <w:lvlJc w:val="left"/>
+      <w:pPr>
+        <w:tabs>
+          <w:tab w:val="num" w:pos="3600"/>
+        </w:tabs>
+        <w:ind w:left="3600" w:hanging="360"/>
+      </w:pPr>
+      <w:rPr>
+        <w:rFonts w:ascii="Wingdings" w:hAnsi="Wingdings" w:hint="default"/>
+        <w:sz w:val="20"/>
+      </w:rPr>
+    </w:lvl>
+    <w:lvl w:ilvl="5" w:tentative="1">
+      <w:start w:val="1"/>
+      <w:numFmt w:val="bullet"/>
+      <w:lvlText w:val=""/>
+      <w:lvlJc w:val="left"/>
+      <w:pPr>
+        <w:tabs>
+          <w:tab w:val="num" w:pos="4320"/>
+        </w:tabs>
+        <w:ind w:left="4320" w:hanging="360"/>
+      </w:pPr>
+      <w:rPr>
+        <w:rFonts w:ascii="Wingdings" w:hAnsi="Wingdings" w:hint="default"/>
+        <w:sz w:val="20"/>
+      </w:rPr>
+    </w:lvl>
+    <w:lvl w:ilvl="6" w:tentative="1">
+      <w:start w:val="1"/>
+      <w:numFmt w:val="bullet"/>
+      <w:lvlText w:val=""/>
+      <w:lvlJc w:val="left"/>
+      <w:pPr>
+        <w:tabs>
+          <w:tab w:val="num" w:pos="5040"/>
+        </w:tabs>
+        <w:ind w:left="5040" w:hanging="360"/>
+      </w:pPr>
+      <w:rPr>
+        <w:rFonts w:ascii="Wingdings" w:hAnsi="Wingdings" w:hint="default"/>
+        <w:sz w:val="20"/>
+      </w:rPr>
+    </w:lvl>
+    <w:lvl w:ilvl="7" w:tentative="1">
+      <w:start w:val="1"/>
+      <w:numFmt w:val="bullet"/>
+      <w:lvlText w:val=""/>
+      <w:lvlJc w:val="left"/>
+      <w:pPr>
+        <w:tabs>
+          <w:tab w:val="num" w:pos="5760"/>
+        </w:tabs>
+        <w:ind w:left="5760" w:hanging="360"/>
+      </w:pPr>
+      <w:rPr>
+        <w:rFonts w:ascii="Wingdings" w:hAnsi="Wingdings" w:hint="default"/>
+        <w:sz w:val="20"/>
+      </w:rPr>
+    </w:lvl>
+    <w:lvl w:ilvl="8" w:tentative="1">
+      <w:start w:val="1"/>
+      <w:numFmt w:val="bullet"/>
+      <w:lvlText w:val=""/>
+      <w:lvlJc w:val="left"/>
+      <w:pPr>
+        <w:tabs>
+          <w:tab w:val="num" w:pos="6480"/>
+        </w:tabs>
+        <w:ind w:left="6480" w:hanging="360"/>
+      </w:pPr>
+      <w:rPr>
+        <w:rFonts w:ascii="Wingdings" w:hAnsi="Wingdings" w:hint="default"/>
+        <w:sz w:val="20"/>
+      </w:rPr>
+    </w:lvl>
+  </w:abstractNum>
   <w:num w:numId="1" w16cid:durableId="1838691378">
     <w:abstractNumId w:val="0"/>
   </w:num>
   <w:num w:numId="2" w16cid:durableId="955916551">
     <w:abstractNumId w:val="1"/>
+  </w:num>
+  <w:num w:numId="3" w16cid:durableId="1841964461">
+    <w:abstractNumId w:val="2"/>
   </w:num>
 </w:numbering>
 </file>
